--- a/documents/Курсовая.docx
+++ b/documents/Курсовая.docx
@@ -1266,7 +1266,7 @@
               </w:rPr>
               <w:t>3.2.4 Экспорт, импорт и управление файлами</w:t>
               <w:tab/>
-              <w:t>27</w:t>
+              <w:t>28</w:t>
             </w:r>
           </w:hyperlink>
         </w:p>
@@ -1306,7 +1306,7 @@
               </w:rPr>
               <w:t>ЗАКЛЮЧЕНИЕ</w:t>
               <w:tab/>
-              <w:t>30</w:t>
+              <w:t>32</w:t>
             </w:r>
           </w:hyperlink>
         </w:p>
@@ -1326,7 +1326,7 @@
               </w:rPr>
               <w:t>СПИСОК ИСПОЛЬЗОВАННЫХ ИСТОЧНИКОВ</w:t>
               <w:tab/>
-              <w:t>31</w:t>
+              <w:t>33</w:t>
             </w:r>
           </w:hyperlink>
           <w:r>
@@ -6774,9 +6774,9 @@
                 <wp:positionV relativeFrom="paragraph">
                   <wp:posOffset>635</wp:posOffset>
                 </wp:positionV>
-                <wp:extent cx="5939790" cy="3631565"/>
+                <wp:extent cx="3566160" cy="6470015"/>
                 <wp:effectExtent l="0" t="0" r="0" b="0"/>
-                <wp:wrapSquare wrapText="largest"/>
+                <wp:wrapTopAndBottom/>
                 <wp:docPr id="13" name="Врезка11"/>
                 <a:graphic xmlns:a="http://schemas.openxmlformats.org/drawingml/2006/main">
                   <a:graphicData uri="http://schemas.microsoft.com/office/word/2010/wordprocessingShape">
@@ -6785,7 +6785,7 @@
                       <wps:spPr>
                         <a:xfrm>
                           <a:off x="0" y="0"/>
-                          <a:ext cx="5939790" cy="3631565"/>
+                          <a:ext cx="3566160" cy="6470015"/>
                         </a:xfrm>
                         <a:prstGeom prst="rect"/>
                         <a:solidFill>
@@ -6803,7 +6803,7 @@
                               <w:rPr/>
                               <w:drawing>
                                 <wp:inline distT="0" distB="0" distL="0" distR="0">
-                                  <wp:extent cx="5939790" cy="3396615"/>
+                                  <wp:extent cx="3566160" cy="6235065"/>
                                   <wp:effectExtent l="0" t="0" r="0" b="0"/>
                                   <wp:docPr id="14" name="Изображение11" descr=""/>
                                   <wp:cNvGraphicFramePr>
@@ -6827,7 +6827,7 @@
                                         <pic:spPr bwMode="auto">
                                           <a:xfrm>
                                             <a:off x="0" y="0"/>
-                                            <a:ext cx="5939790" cy="3396615"/>
+                                            <a:ext cx="3566160" cy="6235065"/>
                                           </a:xfrm>
                                           <a:prstGeom prst="rect">
                                             <a:avLst/>
@@ -6878,7 +6878,7 @@
           </mc:Choice>
           <mc:Fallback>
             <w:pict>
-              <v:rect style="position:absolute;rotation:-0;width:467.7pt;height:285.95pt;mso-wrap-distance-left:0pt;mso-wrap-distance-right:0pt;mso-wrap-distance-top:0pt;mso-wrap-distance-bottom:0pt;margin-top:0pt;mso-position-vertical:top;mso-position-vertical-relative:text;margin-left:0pt;mso-position-horizontal:center;mso-position-horizontal-relative:text">
+              <v:rect style="position:absolute;rotation:-0;width:280.8pt;height:509.45pt;mso-wrap-distance-left:0pt;mso-wrap-distance-right:0pt;mso-wrap-distance-top:0pt;mso-wrap-distance-bottom:0pt;margin-top:0pt;mso-position-vertical:top;mso-position-vertical-relative:text;margin-left:93.45pt;mso-position-horizontal:center;mso-position-horizontal-relative:text">
                 <v:textbox inset="0in,0in,0in,0in">
                   <w:txbxContent>
                     <w:p>
@@ -6890,7 +6890,7 @@
                         <w:rPr/>
                         <w:drawing>
                           <wp:inline distT="0" distB="0" distL="0" distR="0">
-                            <wp:extent cx="5939790" cy="3396615"/>
+                            <wp:extent cx="3566160" cy="6235065"/>
                             <wp:effectExtent l="0" t="0" r="0" b="0"/>
                             <wp:docPr id="15" name="Изображение11" descr=""/>
                             <wp:cNvGraphicFramePr>
@@ -6914,7 +6914,7 @@
                                   <pic:spPr bwMode="auto">
                                     <a:xfrm>
                                       <a:off x="0" y="0"/>
-                                      <a:ext cx="5939790" cy="3396615"/>
+                                      <a:ext cx="3566160" cy="6235065"/>
                                     </a:xfrm>
                                     <a:prstGeom prst="rect">
                                       <a:avLst/>
@@ -6954,7 +6954,7 @@
                     </w:p>
                   </w:txbxContent>
                 </v:textbox>
-                <w10:wrap type="square" side="largest"/>
+                <w10:wrap type="topAndBottom"/>
               </v:rect>
             </w:pict>
           </mc:Fallback>
@@ -6974,7 +6974,21 @@
           <w:szCs w:val="28"/>
           <w:lang w:val="ru-RU"/>
         </w:rPr>
-        <w:t>Она отображает последовательность работы в программе.</w:t>
+        <w:t>Она отображает последо</w:t>
+      </w:r>
+      <w:r>
+        <w:rPr>
+          <w:szCs w:val="28"/>
+          <w:lang w:val="ru-RU"/>
+        </w:rPr>
+        <w:softHyphen/>
+      </w:r>
+      <w:r>
+        <w:rPr>
+          <w:szCs w:val="28"/>
+          <w:lang w:val="ru-RU"/>
+        </w:rPr>
+        <w:t>вательность работы в программе.</w:t>
       </w:r>
     </w:p>
     <w:p>
@@ -7090,6 +7104,12 @@
           <w:lang w:val="ru-RU"/>
         </w:rPr>
         <w:t>и разделить ответственность.</w:t>
+      </w:r>
+      <w:r>
+        <w:rPr>
+          <w:lang w:val="ru-RU"/>
+        </w:rPr>
+        <w:softHyphen/>
       </w:r>
     </w:p>
     <w:p>
@@ -8886,6 +8906,263 @@
       </w:pPr>
       <w:r>
         <w:rPr/>
+        <w:t>В листинге 7 представлен</w:t>
+      </w:r>
+      <w:r>
+        <w:rPr/>
+        <w:t>а разметка</w:t>
+      </w:r>
+      <w:r>
+        <w:rPr/>
+        <w:t xml:space="preserve"> дерев</w:t>
+      </w:r>
+      <w:r>
+        <w:rPr/>
+        <w:t>а</w:t>
+      </w:r>
+      <w:r>
+        <w:rPr/>
+        <w:t xml:space="preserve"> костей.</w:t>
+      </w:r>
+    </w:p>
+    <w:p>
+      <w:pPr>
+        <w:pStyle w:val="Style16"/>
+        <w:rPr/>
+      </w:pPr>
+      <w:r>
+        <w:rPr/>
+      </w:r>
+    </w:p>
+    <w:p>
+      <w:pPr>
+        <w:pStyle w:val="Style35"/>
+        <w:rPr/>
+      </w:pPr>
+      <w:r>
+        <w:rPr/>
+        <w:t>&lt;TreeView</w:t>
+      </w:r>
+    </w:p>
+    <w:p>
+      <w:pPr>
+        <w:pStyle w:val="Style35"/>
+        <w:rPr/>
+      </w:pPr>
+      <w:r>
+        <w:rPr/>
+        <w:t xml:space="preserve">      </w:t>
+      </w:r>
+      <w:r>
+        <w:rPr/>
+        <w:t>Name="boneTreeView"</w:t>
+      </w:r>
+    </w:p>
+    <w:p>
+      <w:pPr>
+        <w:pStyle w:val="Style35"/>
+        <w:rPr/>
+      </w:pPr>
+      <w:r>
+        <w:rPr/>
+        <w:t xml:space="preserve">      </w:t>
+      </w:r>
+      <w:r>
+        <w:rPr/>
+        <w:t>Grid.Row="2"</w:t>
+      </w:r>
+    </w:p>
+    <w:p>
+      <w:pPr>
+        <w:pStyle w:val="Style35"/>
+        <w:rPr/>
+      </w:pPr>
+      <w:r>
+        <w:rPr/>
+        <w:t xml:space="preserve">      </w:t>
+      </w:r>
+      <w:r>
+        <w:rPr/>
+        <w:t>Margin="0,5"</w:t>
+      </w:r>
+    </w:p>
+    <w:p>
+      <w:pPr>
+        <w:pStyle w:val="Style35"/>
+        <w:rPr/>
+      </w:pPr>
+      <w:r>
+        <w:rPr/>
+        <w:t xml:space="preserve">      </w:t>
+      </w:r>
+      <w:r>
+        <w:rPr/>
+        <w:t>ItemsSource="{Binding CurrentProject.MainSkeleton.RootBones}"&gt;</w:t>
+      </w:r>
+    </w:p>
+    <w:p>
+      <w:pPr>
+        <w:pStyle w:val="Style35"/>
+        <w:rPr/>
+      </w:pPr>
+      <w:r>
+        <w:rPr/>
+        <w:t xml:space="preserve">  </w:t>
+      </w:r>
+      <w:r>
+        <w:rPr/>
+        <w:t>&lt;TreeView.ItemTemplate&gt;</w:t>
+      </w:r>
+    </w:p>
+    <w:p>
+      <w:pPr>
+        <w:pStyle w:val="Style35"/>
+        <w:rPr/>
+      </w:pPr>
+      <w:r>
+        <w:rPr/>
+        <w:t xml:space="preserve">     </w:t>
+      </w:r>
+      <w:r>
+        <w:rPr/>
+        <w:t>&lt;TreeDataTemplate ItemsSource="{Binding Children}"&gt;</w:t>
+      </w:r>
+    </w:p>
+    <w:p>
+      <w:pPr>
+        <w:pStyle w:val="Style35"/>
+        <w:rPr/>
+      </w:pPr>
+      <w:r>
+        <w:rPr/>
+        <w:t xml:space="preserve">         </w:t>
+      </w:r>
+      <w:r>
+        <w:rPr/>
+        <w:t>&lt;StackPanel DoubleTapped="OnBonePointerPressed"&gt;</w:t>
+      </w:r>
+    </w:p>
+    <w:p>
+      <w:pPr>
+        <w:pStyle w:val="Style35"/>
+        <w:rPr/>
+      </w:pPr>
+      <w:r>
+        <w:rPr/>
+        <w:t xml:space="preserve">             </w:t>
+      </w:r>
+      <w:r>
+        <w:rPr/>
+        <w:t>&lt;TextBlock Text="{Binding Name, Mode=TwoWay}" /&gt;</w:t>
+      </w:r>
+    </w:p>
+    <w:p>
+      <w:pPr>
+        <w:pStyle w:val="Style35"/>
+        <w:rPr/>
+      </w:pPr>
+      <w:r>
+        <w:rPr/>
+        <w:t xml:space="preserve">         </w:t>
+      </w:r>
+      <w:r>
+        <w:rPr/>
+        <w:t>&lt;/StackPanel&gt;</w:t>
+      </w:r>
+    </w:p>
+    <w:p>
+      <w:pPr>
+        <w:pStyle w:val="Style35"/>
+        <w:rPr/>
+      </w:pPr>
+      <w:r>
+        <w:rPr/>
+        <w:t xml:space="preserve">      </w:t>
+      </w:r>
+      <w:r>
+        <w:rPr/>
+        <w:t>&lt;/TreeDataTemplate&gt;</w:t>
+      </w:r>
+    </w:p>
+    <w:p>
+      <w:pPr>
+        <w:pStyle w:val="Style35"/>
+        <w:rPr/>
+      </w:pPr>
+      <w:r>
+        <w:rPr/>
+        <w:t xml:space="preserve">   </w:t>
+      </w:r>
+      <w:r>
+        <w:rPr/>
+        <w:t>&lt;/TreeView.ItemTemplate&gt;</w:t>
+      </w:r>
+    </w:p>
+    <w:p>
+      <w:pPr>
+        <w:pStyle w:val="Style35"/>
+        <w:rPr/>
+      </w:pPr>
+      <w:r>
+        <w:rPr/>
+        <w:t>&lt;/TreeView&gt;</w:t>
+      </w:r>
+    </w:p>
+    <w:p>
+      <w:pPr>
+        <w:pStyle w:val="Style16"/>
+        <w:rPr/>
+      </w:pPr>
+      <w:r>
+        <w:rPr/>
+        <w:t>Лист</w:t>
+      </w:r>
+      <w:r>
+        <w:rPr/>
+        <w:t xml:space="preserve">инг </w:t>
+      </w:r>
+      <w:r>
+        <w:rPr/>
+        <w:t>7</w:t>
+      </w:r>
+      <w:r>
+        <w:rPr/>
+        <w:t xml:space="preserve"> — </w:t>
+      </w:r>
+      <w:r>
+        <w:rPr/>
+        <w:t>Дерево костей</w:t>
+      </w:r>
+    </w:p>
+    <w:p>
+      <w:pPr>
+        <w:pStyle w:val="Style16"/>
+        <w:rPr/>
+      </w:pPr>
+      <w:r>
+        <w:rPr/>
+      </w:r>
+    </w:p>
+    <w:p>
+      <w:pPr>
+        <w:pStyle w:val="Style16"/>
+        <w:rPr/>
+      </w:pPr>
+      <w:r>
+        <w:rPr/>
+        <w:t xml:space="preserve">В основе дерева лежит элемент управления </w:t>
+      </w:r>
+      <w:r>
+        <w:rPr>
+          <w:lang w:val="en-US"/>
+        </w:rPr>
+        <w:t xml:space="preserve">TreeView, </w:t>
+      </w:r>
+      <w:r>
+        <w:rPr>
+          <w:lang w:val="ru-RU"/>
+        </w:rPr>
+        <w:t xml:space="preserve">каждая кость </w:t>
       </w:r>
     </w:p>
     <w:p>
@@ -9473,7 +9750,15 @@
       </w:r>
       <w:r>
         <w:rPr/>
-        <w:t>инг 1 — Сервис интерполяции</w:t>
+        <w:t xml:space="preserve">инг </w:t>
+      </w:r>
+      <w:r>
+        <w:rPr/>
+        <w:t>8</w:t>
+      </w:r>
+      <w:r>
+        <w:rPr/>
+        <w:t xml:space="preserve"> — Сервис интерполяции</w:t>
       </w:r>
     </w:p>
     <w:p>
@@ -10075,7 +10360,391 @@
         <w:rPr>
           <w:lang w:val="ru-RU"/>
         </w:rPr>
-        <w:t>Он работает со словарем ресурсов и предоставляет нужный перевод по ключу. Два базовых языка копируются в директорию программы на диске пользователя во время первого запуска. Полезной функцией является то, что пользователи самостоятельно могут добавить языки в программу, просто изменив файлы исходных языков на нужные и скопировав их в директорию программы.</w:t>
+        <w:t xml:space="preserve">Он работает со словарем ресурсов и предоставляет нужный перевод по ключу. Два базовых языка копируются в директорию программы на диске пользователя во время первого запуска. Полезной функцией является то, что пользователи самостоятельно могут добавить языки в программу, просто изменив файлы исходных языков на нужные и скопировав их в директорию программы. </w:t>
+      </w:r>
+      <w:r>
+        <w:rPr>
+          <w:lang w:val="ru-RU"/>
+        </w:rPr>
+        <w:t>В листинге 9 показан код копирования файлов языков.</w:t>
+      </w:r>
+    </w:p>
+    <w:p>
+      <w:pPr>
+        <w:pStyle w:val="Style16"/>
+        <w:rPr>
+          <w:lang w:val="ru-RU"/>
+        </w:rPr>
+      </w:pPr>
+      <w:r>
+        <w:rPr/>
+      </w:r>
+    </w:p>
+    <w:p>
+      <w:pPr>
+        <w:pStyle w:val="Style35"/>
+        <w:rPr/>
+      </w:pPr>
+      <w:r>
+        <w:rPr/>
+        <w:t>private void CopyDefaultTranslations()</w:t>
+      </w:r>
+    </w:p>
+    <w:p>
+      <w:pPr>
+        <w:pStyle w:val="Style35"/>
+        <w:rPr/>
+      </w:pPr>
+      <w:r>
+        <w:rPr/>
+        <w:t xml:space="preserve">        </w:t>
+      </w:r>
+      <w:r>
+        <w:rPr/>
+        <w:t>{</w:t>
+      </w:r>
+    </w:p>
+    <w:p>
+      <w:pPr>
+        <w:pStyle w:val="Style35"/>
+        <w:rPr/>
+      </w:pPr>
+      <w:r>
+        <w:rPr/>
+        <w:t xml:space="preserve">            </w:t>
+      </w:r>
+      <w:r>
+        <w:rPr/>
+        <w:t>var assembly = Assembly.GetExecutingAssembly();</w:t>
+      </w:r>
+    </w:p>
+    <w:p>
+      <w:pPr>
+        <w:pStyle w:val="Style35"/>
+        <w:rPr/>
+      </w:pPr>
+      <w:r>
+        <w:rPr/>
+        <w:t xml:space="preserve">            </w:t>
+      </w:r>
+      <w:r>
+        <w:rPr/>
+        <w:t>var resourceNames = assembly</w:t>
+      </w:r>
+    </w:p>
+    <w:p>
+      <w:pPr>
+        <w:pStyle w:val="Style35"/>
+        <w:rPr/>
+      </w:pPr>
+      <w:r>
+        <w:rPr/>
+        <w:t xml:space="preserve">                </w:t>
+      </w:r>
+      <w:r>
+        <w:rPr/>
+        <w:t>.GetManifestResourceNames()</w:t>
+      </w:r>
+    </w:p>
+    <w:p>
+      <w:pPr>
+        <w:pStyle w:val="Style35"/>
+        <w:rPr/>
+      </w:pPr>
+      <w:r>
+        <w:rPr/>
+        <w:t xml:space="preserve">                </w:t>
+      </w:r>
+      <w:r>
+        <w:rPr/>
+        <w:t>.Where(name =&gt; name.EndsWith(".json") &amp;&amp; name.Contains("Translations"));</w:t>
+      </w:r>
+    </w:p>
+    <w:p>
+      <w:pPr>
+        <w:pStyle w:val="Style35"/>
+        <w:rPr/>
+      </w:pPr>
+      <w:r>
+        <w:rPr/>
+      </w:r>
+    </w:p>
+    <w:p>
+      <w:pPr>
+        <w:pStyle w:val="Style35"/>
+        <w:rPr/>
+      </w:pPr>
+      <w:r>
+        <w:rPr/>
+        <w:t xml:space="preserve">            </w:t>
+      </w:r>
+      <w:r>
+        <w:rPr/>
+        <w:t>foreach (var resourceName in resourceNames)</w:t>
+      </w:r>
+    </w:p>
+    <w:p>
+      <w:pPr>
+        <w:pStyle w:val="Style35"/>
+        <w:rPr/>
+      </w:pPr>
+      <w:r>
+        <w:rPr/>
+        <w:t xml:space="preserve">            </w:t>
+      </w:r>
+      <w:r>
+        <w:rPr/>
+        <w:t>{</w:t>
+      </w:r>
+    </w:p>
+    <w:p>
+      <w:pPr>
+        <w:pStyle w:val="Style35"/>
+        <w:rPr/>
+      </w:pPr>
+      <w:r>
+        <w:rPr/>
+        <w:t xml:space="preserve">                </w:t>
+      </w:r>
+      <w:r>
+        <w:rPr/>
+        <w:t>var fileName = resourceName</w:t>
+      </w:r>
+    </w:p>
+    <w:p>
+      <w:pPr>
+        <w:pStyle w:val="Style35"/>
+        <w:rPr/>
+      </w:pPr>
+      <w:r>
+        <w:rPr/>
+        <w:t xml:space="preserve">                 </w:t>
+      </w:r>
+      <w:r>
+        <w:rPr/>
+        <w:t>.Replace("PlumJsonAnimator.Translations.", "")</w:t>
+      </w:r>
+    </w:p>
+    <w:p>
+      <w:pPr>
+        <w:pStyle w:val="Style35"/>
+        <w:rPr/>
+      </w:pPr>
+      <w:r>
+        <w:rPr/>
+        <w:t xml:space="preserve">                 </w:t>
+      </w:r>
+      <w:r>
+        <w:rPr/>
+        <w:t>.Replace("PlumJsonAnimator.", "")</w:t>
+      </w:r>
+    </w:p>
+    <w:p>
+      <w:pPr>
+        <w:pStyle w:val="Style35"/>
+        <w:rPr/>
+      </w:pPr>
+      <w:r>
+        <w:rPr/>
+        <w:t xml:space="preserve">                 </w:t>
+      </w:r>
+      <w:r>
+        <w:rPr/>
+        <w:t>.TrimStart('.');</w:t>
+      </w:r>
+    </w:p>
+    <w:p>
+      <w:pPr>
+        <w:pStyle w:val="Style35"/>
+        <w:rPr/>
+      </w:pPr>
+      <w:r>
+        <w:rPr/>
+        <w:t xml:space="preserve">                </w:t>
+      </w:r>
+      <w:r>
+        <w:rPr/>
+        <w:t>using var stream = assembly.GetManifestResourceStream(resourceName);</w:t>
+      </w:r>
+    </w:p>
+    <w:p>
+      <w:pPr>
+        <w:pStyle w:val="Style35"/>
+        <w:rPr/>
+      </w:pPr>
+      <w:r>
+        <w:rPr/>
+        <w:t xml:space="preserve">                </w:t>
+      </w:r>
+      <w:r>
+        <w:rPr/>
+        <w:t>if (stream != null)</w:t>
+      </w:r>
+    </w:p>
+    <w:p>
+      <w:pPr>
+        <w:pStyle w:val="Style35"/>
+        <w:rPr/>
+      </w:pPr>
+      <w:r>
+        <w:rPr/>
+        <w:t xml:space="preserve">                </w:t>
+      </w:r>
+      <w:r>
+        <w:rPr/>
+        <w:t>{</w:t>
+      </w:r>
+    </w:p>
+    <w:p>
+      <w:pPr>
+        <w:pStyle w:val="Style35"/>
+        <w:rPr/>
+      </w:pPr>
+      <w:r>
+        <w:rPr/>
+        <w:t xml:space="preserve">                    </w:t>
+      </w:r>
+      <w:r>
+        <w:rPr/>
+        <w:t>using var reader = new StreamReader(stream);</w:t>
+      </w:r>
+    </w:p>
+    <w:p>
+      <w:pPr>
+        <w:pStyle w:val="Style35"/>
+        <w:rPr/>
+      </w:pPr>
+      <w:r>
+        <w:rPr/>
+        <w:t xml:space="preserve">                    </w:t>
+      </w:r>
+      <w:r>
+        <w:rPr/>
+        <w:t>string content = reader.ReadToEnd();</w:t>
+      </w:r>
+    </w:p>
+    <w:p>
+      <w:pPr>
+        <w:pStyle w:val="Style35"/>
+        <w:rPr/>
+      </w:pPr>
+      <w:r>
+        <w:rPr/>
+      </w:r>
+    </w:p>
+    <w:p>
+      <w:pPr>
+        <w:pStyle w:val="Style35"/>
+        <w:rPr/>
+      </w:pPr>
+      <w:r>
+        <w:rPr/>
+        <w:t xml:space="preserve">                    </w:t>
+      </w:r>
+      <w:r>
+        <w:rPr/>
+        <w:t>string destPath = Path.Combine(LocalizationFilesPath, fileName);</w:t>
+      </w:r>
+    </w:p>
+    <w:p>
+      <w:pPr>
+        <w:pStyle w:val="Style35"/>
+        <w:rPr/>
+      </w:pPr>
+      <w:r>
+        <w:rPr/>
+        <w:t xml:space="preserve">                    </w:t>
+      </w:r>
+      <w:r>
+        <w:rPr/>
+        <w:t>File.WriteAllText(destPath, content);</w:t>
+      </w:r>
+    </w:p>
+    <w:p>
+      <w:pPr>
+        <w:pStyle w:val="Style35"/>
+        <w:rPr/>
+      </w:pPr>
+      <w:r>
+        <w:rPr/>
+        <w:t xml:space="preserve">                </w:t>
+      </w:r>
+      <w:r>
+        <w:rPr/>
+        <w:t>}</w:t>
+      </w:r>
+    </w:p>
+    <w:p>
+      <w:pPr>
+        <w:pStyle w:val="Style35"/>
+        <w:rPr/>
+      </w:pPr>
+      <w:r>
+        <w:rPr/>
+        <w:t xml:space="preserve">            </w:t>
+      </w:r>
+      <w:r>
+        <w:rPr/>
+        <w:t>}</w:t>
+      </w:r>
+    </w:p>
+    <w:p>
+      <w:pPr>
+        <w:pStyle w:val="Style35"/>
+        <w:rPr/>
+      </w:pPr>
+      <w:r>
+        <w:rPr/>
+        <w:t xml:space="preserve">        </w:t>
+      </w:r>
+      <w:r>
+        <w:rPr/>
+        <w:t>}</w:t>
+      </w:r>
+    </w:p>
+    <w:p>
+      <w:pPr>
+        <w:pStyle w:val="Style16"/>
+        <w:rPr/>
+      </w:pPr>
+      <w:r>
+        <w:rPr/>
+        <w:t>Лист</w:t>
+      </w:r>
+      <w:r>
+        <w:rPr/>
+        <w:t xml:space="preserve">инг </w:t>
+      </w:r>
+      <w:r>
+        <w:rPr/>
+        <w:t>9</w:t>
+      </w:r>
+      <w:r>
+        <w:rPr/>
+        <w:t xml:space="preserve"> — </w:t>
+      </w:r>
+      <w:r>
+        <w:rPr/>
+        <w:t>Метод копирования файлов языков</w:t>
+      </w:r>
+    </w:p>
+    <w:p>
+      <w:pPr>
+        <w:pStyle w:val="Style16"/>
+        <w:rPr/>
+      </w:pPr>
+      <w:r>
+        <w:rPr/>
+      </w:r>
+    </w:p>
+    <w:p>
+      <w:pPr>
+        <w:pStyle w:val="Style16"/>
+        <w:rPr/>
+      </w:pPr>
+      <w:r>
+        <w:rPr/>
+        <w:t>Метод переносит заранее заготовленные файлы в папку приложения, если там их еще нет.</w:t>
       </w:r>
       <w:r>
         <w:br w:type="page"/>
@@ -11124,7 +11793,7 @@
     </w:r>
     <w:r>
       <w:rPr/>
-      <w:t>31</w:t>
+      <w:t>2</w:t>
     </w:r>
     <w:r>
       <w:rPr/>
